--- a/Knowledge/3-Work knowledge/1-Software Engineering/2-Testing/5-My Source/1-ISTQB Foundation Level/4-Dynamic Testing/1-Types of Integration Testing Approaches/1-Types of Integration Testing Approaches.docx
+++ b/Knowledge/3-Work knowledge/1-Software Engineering/2-Testing/5-My Source/1-ISTQB Foundation Level/4-Dynamic Testing/1-Types of Integration Testing Approaches/1-Types of Integration Testing Approaches.docx
@@ -21,51 +21,77 @@
       </w:pPr>
       <w:r>
         <w:rPr>
+          <w:rFonts w:ascii="Arial" w:eastAsia="Arial" w:hAnsi="Arial" w:cs="Arial"/>
           <w:b/>
-          <w:shd w:val="clear" w:color="auto" w:fill="B7B7B7"/>
-        </w:rPr>
-        <w:t># Source</w:t>
-      </w:r>
-      <w:r>
-        <w:rPr>
-          <w:shd w:val="clear" w:color="auto" w:fill="B7B7B7"/>
-        </w:rPr>
-        <w:t xml:space="preserve">: </w:t>
-      </w:r>
-      <w:r>
-        <w:rPr>
+          <w:color w:val="000000"/>
+          <w:sz w:val="18"/>
+          <w:highlight w:val="lightGray"/>
+        </w:rPr>
+        <w:t># Source: AI Source: Provided by: [Data Path</w:t>
+      </w:r>
+      <w:r>
+        <w:rPr>
+          <w:rFonts w:ascii="Arial" w:eastAsia="Arial" w:hAnsi="Arial" w:cs="Arial"/>
+          <w:color w:val="000000"/>
+          <w:sz w:val="18"/>
+          <w:highlight w:val="lightGray"/>
+        </w:rPr>
+        <w:t xml:space="preserve">: Persons Table -&gt; ID Column: 1, Name_En Column: Motasem Essam] -&gt; </w:t>
+      </w:r>
+      <w:r>
+        <w:rPr>
+          <w:rFonts w:ascii="Arial" w:eastAsia="Arial" w:hAnsi="Arial" w:cs="Arial"/>
           <w:b/>
-          <w:shd w:val="clear" w:color="auto" w:fill="B7B7B7"/>
-        </w:rPr>
-        <w:t xml:space="preserve">Chatgpt </w:t>
-      </w:r>
-      <w:r>
-        <w:rPr>
+          <w:color w:val="000000"/>
+          <w:sz w:val="18"/>
+          <w:highlight w:val="lightGray"/>
+        </w:rPr>
+        <w:t>From:</w:t>
+      </w:r>
+      <w:r>
+        <w:rPr>
+          <w:rFonts w:ascii="Arial" w:eastAsia="Arial" w:hAnsi="Arial" w:cs="Arial"/>
+          <w:color w:val="000000"/>
+          <w:sz w:val="18"/>
+          <w:highlight w:val="lightGray"/>
+        </w:rPr>
+        <w:t xml:space="preserve"> [Chatgpt (GPT</w:t>
+      </w:r>
+      <w:r>
+        <w:rPr>
+          <w:rFonts w:ascii="Arial" w:eastAsia="Arial" w:hAnsi="Arial" w:cs="Cambria Math"/>
+          <w:color w:val="000000"/>
+          <w:sz w:val="18"/>
+          <w:highlight w:val="lightGray"/>
+        </w:rPr>
+        <w:t>‑</w:t>
+      </w:r>
+      <w:r>
+        <w:rPr>
+          <w:rFonts w:ascii="Arial" w:eastAsia="Arial" w:hAnsi="Arial" w:cs="Arial"/>
+          <w:color w:val="000000"/>
+          <w:sz w:val="18"/>
+          <w:highlight w:val="lightGray"/>
+        </w:rPr>
+        <w:t xml:space="preserve">5 Mini)] </w:t>
+      </w:r>
+      <w:r>
+        <w:rPr>
+          <w:rFonts w:ascii="Arial" w:eastAsia="Arial" w:hAnsi="Arial" w:cs="Arial"/>
           <w:b/>
-          <w:sz w:val="14"/>
-          <w:szCs w:val="14"/>
-          <w:shd w:val="clear" w:color="auto" w:fill="B7B7B7"/>
-        </w:rPr>
-        <w:t>(GPT</w:t>
-      </w:r>
-      <w:r>
-        <w:rPr>
-          <w:rFonts w:ascii="Cambria Math" w:hAnsi="Cambria Math" w:cs="Cambria Math"/>
-          <w:b/>
-          <w:sz w:val="14"/>
-          <w:szCs w:val="14"/>
-          <w:shd w:val="clear" w:color="auto" w:fill="B7B7B7"/>
-        </w:rPr>
-        <w:t>‑</w:t>
-      </w:r>
-      <w:r>
-        <w:rPr>
-          <w:b/>
-          <w:sz w:val="14"/>
-          <w:szCs w:val="14"/>
-          <w:shd w:val="clear" w:color="auto" w:fill="B7B7B7"/>
-        </w:rPr>
-        <w:t>5 Mini) at [8/22/2025]</w:t>
+          <w:color w:val="000000"/>
+          <w:sz w:val="18"/>
+          <w:highlight w:val="lightGray"/>
+        </w:rPr>
+        <w:t>on</w:t>
+      </w:r>
+      <w:r>
+        <w:rPr>
+          <w:rFonts w:ascii="Arial" w:eastAsia="Arial" w:hAnsi="Arial"/>
+          <w:sz w:val="18"/>
+          <w:highlight w:val="lightGray"/>
+        </w:rPr>
+        <w:t xml:space="preserve"> [8/22/2025]</w:t>
       </w:r>
     </w:p>
     <w:p>
@@ -74,7 +100,7 @@
           <w:ilvl w:val="0"/>
           <w:numId w:val="1"/>
         </w:numPr>
-        <w:spacing w:before="240"/>
+        <w:spacing w:before="240" w:after="0" w:line="276" w:lineRule="auto"/>
       </w:pPr>
       <w:r>
         <w:rPr>
@@ -102,6 +128,7 @@
           <w:ilvl w:val="0"/>
           <w:numId w:val="1"/>
         </w:numPr>
+        <w:spacing w:after="0" w:line="276" w:lineRule="auto"/>
       </w:pPr>
       <w:r>
         <w:rPr>
@@ -129,6 +156,7 @@
           <w:ilvl w:val="0"/>
           <w:numId w:val="1"/>
         </w:numPr>
+        <w:spacing w:after="0" w:line="276" w:lineRule="auto"/>
       </w:pPr>
       <w:r>
         <w:rPr>
@@ -156,7 +184,7 @@
           <w:ilvl w:val="0"/>
           <w:numId w:val="1"/>
         </w:numPr>
-        <w:spacing w:after="240"/>
+        <w:spacing w:after="240" w:line="276" w:lineRule="auto"/>
       </w:pPr>
       <w:r>
         <w:rPr>
@@ -178,12 +206,13 @@
         <w:br/>
       </w:r>
     </w:p>
+    <w:p/>
     <w:p/>
     <w:sectPr>
       <w:pgSz w:w="12240" w:h="15840"/>
       <w:pgMar w:top="1440" w:right="1440" w:bottom="1440" w:left="1440" w:header="720" w:footer="720" w:gutter="0"/>
-      <w:pgNumType w:start="1"/>
       <w:cols w:space="720"/>
+      <w:docGrid w:linePitch="360"/>
     </w:sectPr>
   </w:body>
 </w:document>
@@ -710,18 +739,6 @@
   <w:style w:type="paragraph" w:default="1" w:styleId="Normal">
     <w:name w:val="Normal"/>
     <w:qFormat/>
-    <w:rsid w:val="00614E22"/>
-    <w:pPr>
-      <w:spacing w:after="0" w:line="276" w:lineRule="auto"/>
-    </w:pPr>
-    <w:rPr>
-      <w:rFonts w:ascii="Arial" w:eastAsia="Arial" w:hAnsi="Arial" w:cs="Arial"/>
-      <w:kern w:val="0"/>
-      <w:sz w:val="22"/>
-      <w:szCs w:val="22"/>
-      <w:lang w:val="en"/>
-      <w14:ligatures w14:val="none"/>
-    </w:rPr>
   </w:style>
   <w:style w:type="paragraph" w:styleId="Heading1">
     <w:name w:val="heading 1"/>
@@ -730,7 +747,7 @@
     <w:link w:val="Heading1Char"/>
     <w:uiPriority w:val="9"/>
     <w:qFormat/>
-    <w:rsid w:val="003137B2"/>
+    <w:rsid w:val="002B1838"/>
     <w:pPr>
       <w:keepNext/>
       <w:keepLines/>
@@ -753,7 +770,7 @@
     <w:semiHidden/>
     <w:unhideWhenUsed/>
     <w:qFormat/>
-    <w:rsid w:val="003137B2"/>
+    <w:rsid w:val="002B1838"/>
     <w:pPr>
       <w:keepNext/>
       <w:keepLines/>
@@ -776,7 +793,7 @@
     <w:semiHidden/>
     <w:unhideWhenUsed/>
     <w:qFormat/>
-    <w:rsid w:val="003137B2"/>
+    <w:rsid w:val="002B1838"/>
     <w:pPr>
       <w:keepNext/>
       <w:keepLines/>
@@ -799,7 +816,7 @@
     <w:semiHidden/>
     <w:unhideWhenUsed/>
     <w:qFormat/>
-    <w:rsid w:val="003137B2"/>
+    <w:rsid w:val="002B1838"/>
     <w:pPr>
       <w:keepNext/>
       <w:keepLines/>
@@ -822,7 +839,7 @@
     <w:semiHidden/>
     <w:unhideWhenUsed/>
     <w:qFormat/>
-    <w:rsid w:val="003137B2"/>
+    <w:rsid w:val="002B1838"/>
     <w:pPr>
       <w:keepNext/>
       <w:keepLines/>
@@ -843,11 +860,11 @@
     <w:semiHidden/>
     <w:unhideWhenUsed/>
     <w:qFormat/>
-    <w:rsid w:val="003137B2"/>
+    <w:rsid w:val="002B1838"/>
     <w:pPr>
       <w:keepNext/>
       <w:keepLines/>
-      <w:spacing w:before="40"/>
+      <w:spacing w:before="40" w:after="0"/>
       <w:outlineLvl w:val="5"/>
     </w:pPr>
     <w:rPr>
@@ -866,11 +883,11 @@
     <w:semiHidden/>
     <w:unhideWhenUsed/>
     <w:qFormat/>
-    <w:rsid w:val="003137B2"/>
+    <w:rsid w:val="002B1838"/>
     <w:pPr>
       <w:keepNext/>
       <w:keepLines/>
-      <w:spacing w:before="40"/>
+      <w:spacing w:before="40" w:after="0"/>
       <w:outlineLvl w:val="6"/>
     </w:pPr>
     <w:rPr>
@@ -887,10 +904,11 @@
     <w:semiHidden/>
     <w:unhideWhenUsed/>
     <w:qFormat/>
-    <w:rsid w:val="003137B2"/>
+    <w:rsid w:val="002B1838"/>
     <w:pPr>
       <w:keepNext/>
       <w:keepLines/>
+      <w:spacing w:after="0"/>
       <w:outlineLvl w:val="7"/>
     </w:pPr>
     <w:rPr>
@@ -909,10 +927,11 @@
     <w:semiHidden/>
     <w:unhideWhenUsed/>
     <w:qFormat/>
-    <w:rsid w:val="003137B2"/>
+    <w:rsid w:val="002B1838"/>
     <w:pPr>
       <w:keepNext/>
       <w:keepLines/>
+      <w:spacing w:after="0"/>
       <w:outlineLvl w:val="8"/>
     </w:pPr>
     <w:rPr>
@@ -952,7 +971,7 @@
     <w:basedOn w:val="DefaultParagraphFont"/>
     <w:link w:val="Heading1"/>
     <w:uiPriority w:val="9"/>
-    <w:rsid w:val="003137B2"/>
+    <w:rsid w:val="002B1838"/>
     <w:rPr>
       <w:rFonts w:asciiTheme="majorHAnsi" w:eastAsiaTheme="majorEastAsia" w:hAnsiTheme="majorHAnsi" w:cstheme="majorBidi"/>
       <w:color w:val="2F5496" w:themeColor="accent1" w:themeShade="BF"/>
@@ -966,7 +985,7 @@
     <w:link w:val="Heading2"/>
     <w:uiPriority w:val="9"/>
     <w:semiHidden/>
-    <w:rsid w:val="003137B2"/>
+    <w:rsid w:val="002B1838"/>
     <w:rPr>
       <w:rFonts w:asciiTheme="majorHAnsi" w:eastAsiaTheme="majorEastAsia" w:hAnsiTheme="majorHAnsi" w:cstheme="majorBidi"/>
       <w:color w:val="2F5496" w:themeColor="accent1" w:themeShade="BF"/>
@@ -980,7 +999,7 @@
     <w:link w:val="Heading3"/>
     <w:uiPriority w:val="9"/>
     <w:semiHidden/>
-    <w:rsid w:val="003137B2"/>
+    <w:rsid w:val="002B1838"/>
     <w:rPr>
       <w:rFonts w:eastAsiaTheme="majorEastAsia" w:cstheme="majorBidi"/>
       <w:color w:val="2F5496" w:themeColor="accent1" w:themeShade="BF"/>
@@ -994,7 +1013,7 @@
     <w:link w:val="Heading4"/>
     <w:uiPriority w:val="9"/>
     <w:semiHidden/>
-    <w:rsid w:val="003137B2"/>
+    <w:rsid w:val="002B1838"/>
     <w:rPr>
       <w:rFonts w:eastAsiaTheme="majorEastAsia" w:cstheme="majorBidi"/>
       <w:i/>
@@ -1008,7 +1027,7 @@
     <w:link w:val="Heading5"/>
     <w:uiPriority w:val="9"/>
     <w:semiHidden/>
-    <w:rsid w:val="003137B2"/>
+    <w:rsid w:val="002B1838"/>
     <w:rPr>
       <w:rFonts w:eastAsiaTheme="majorEastAsia" w:cstheme="majorBidi"/>
       <w:color w:val="2F5496" w:themeColor="accent1" w:themeShade="BF"/>
@@ -1020,7 +1039,7 @@
     <w:link w:val="Heading6"/>
     <w:uiPriority w:val="9"/>
     <w:semiHidden/>
-    <w:rsid w:val="003137B2"/>
+    <w:rsid w:val="002B1838"/>
     <w:rPr>
       <w:rFonts w:eastAsiaTheme="majorEastAsia" w:cstheme="majorBidi"/>
       <w:i/>
@@ -1034,7 +1053,7 @@
     <w:link w:val="Heading7"/>
     <w:uiPriority w:val="9"/>
     <w:semiHidden/>
-    <w:rsid w:val="003137B2"/>
+    <w:rsid w:val="002B1838"/>
     <w:rPr>
       <w:rFonts w:eastAsiaTheme="majorEastAsia" w:cstheme="majorBidi"/>
       <w:color w:val="595959" w:themeColor="text1" w:themeTint="A6"/>
@@ -1046,7 +1065,7 @@
     <w:link w:val="Heading8"/>
     <w:uiPriority w:val="9"/>
     <w:semiHidden/>
-    <w:rsid w:val="003137B2"/>
+    <w:rsid w:val="002B1838"/>
     <w:rPr>
       <w:rFonts w:eastAsiaTheme="majorEastAsia" w:cstheme="majorBidi"/>
       <w:i/>
@@ -1060,7 +1079,7 @@
     <w:link w:val="Heading9"/>
     <w:uiPriority w:val="9"/>
     <w:semiHidden/>
-    <w:rsid w:val="003137B2"/>
+    <w:rsid w:val="002B1838"/>
     <w:rPr>
       <w:rFonts w:eastAsiaTheme="majorEastAsia" w:cstheme="majorBidi"/>
       <w:color w:val="272727" w:themeColor="text1" w:themeTint="D8"/>
@@ -1073,7 +1092,7 @@
     <w:link w:val="TitleChar"/>
     <w:uiPriority w:val="10"/>
     <w:qFormat/>
-    <w:rsid w:val="003137B2"/>
+    <w:rsid w:val="002B1838"/>
     <w:pPr>
       <w:spacing w:after="80" w:line="240" w:lineRule="auto"/>
       <w:contextualSpacing/>
@@ -1091,7 +1110,7 @@
     <w:basedOn w:val="DefaultParagraphFont"/>
     <w:link w:val="Title"/>
     <w:uiPriority w:val="10"/>
-    <w:rsid w:val="003137B2"/>
+    <w:rsid w:val="002B1838"/>
     <w:rPr>
       <w:rFonts w:asciiTheme="majorHAnsi" w:eastAsiaTheme="majorEastAsia" w:hAnsiTheme="majorHAnsi" w:cstheme="majorBidi"/>
       <w:spacing w:val="-10"/>
@@ -1107,7 +1126,7 @@
     <w:link w:val="SubtitleChar"/>
     <w:uiPriority w:val="11"/>
     <w:qFormat/>
-    <w:rsid w:val="003137B2"/>
+    <w:rsid w:val="002B1838"/>
     <w:pPr>
       <w:numPr>
         <w:ilvl w:val="1"/>
@@ -1126,7 +1145,7 @@
     <w:basedOn w:val="DefaultParagraphFont"/>
     <w:link w:val="Subtitle"/>
     <w:uiPriority w:val="11"/>
-    <w:rsid w:val="003137B2"/>
+    <w:rsid w:val="002B1838"/>
     <w:rPr>
       <w:rFonts w:eastAsiaTheme="majorEastAsia" w:cstheme="majorBidi"/>
       <w:color w:val="595959" w:themeColor="text1" w:themeTint="A6"/>
@@ -1142,7 +1161,7 @@
     <w:link w:val="QuoteChar"/>
     <w:uiPriority w:val="29"/>
     <w:qFormat/>
-    <w:rsid w:val="003137B2"/>
+    <w:rsid w:val="002B1838"/>
     <w:pPr>
       <w:spacing w:before="160"/>
       <w:jc w:val="center"/>
@@ -1158,7 +1177,7 @@
     <w:basedOn w:val="DefaultParagraphFont"/>
     <w:link w:val="Quote"/>
     <w:uiPriority w:val="29"/>
-    <w:rsid w:val="003137B2"/>
+    <w:rsid w:val="002B1838"/>
     <w:rPr>
       <w:i/>
       <w:iCs/>
@@ -1170,7 +1189,7 @@
     <w:basedOn w:val="Normal"/>
     <w:uiPriority w:val="34"/>
     <w:qFormat/>
-    <w:rsid w:val="003137B2"/>
+    <w:rsid w:val="002B1838"/>
     <w:pPr>
       <w:ind w:left="720"/>
       <w:contextualSpacing/>
@@ -1181,7 +1200,7 @@
     <w:basedOn w:val="DefaultParagraphFont"/>
     <w:uiPriority w:val="21"/>
     <w:qFormat/>
-    <w:rsid w:val="003137B2"/>
+    <w:rsid w:val="002B1838"/>
     <w:rPr>
       <w:i/>
       <w:iCs/>
@@ -1195,7 +1214,7 @@
     <w:link w:val="IntenseQuoteChar"/>
     <w:uiPriority w:val="30"/>
     <w:qFormat/>
-    <w:rsid w:val="003137B2"/>
+    <w:rsid w:val="002B1838"/>
     <w:pPr>
       <w:pBdr>
         <w:top w:val="single" w:sz="4" w:space="10" w:color="2F5496" w:themeColor="accent1" w:themeShade="BF"/>
@@ -1216,7 +1235,7 @@
     <w:basedOn w:val="DefaultParagraphFont"/>
     <w:link w:val="IntenseQuote"/>
     <w:uiPriority w:val="30"/>
-    <w:rsid w:val="003137B2"/>
+    <w:rsid w:val="002B1838"/>
     <w:rPr>
       <w:i/>
       <w:iCs/>
@@ -1228,7 +1247,7 @@
     <w:basedOn w:val="DefaultParagraphFont"/>
     <w:uiPriority w:val="32"/>
     <w:qFormat/>
-    <w:rsid w:val="003137B2"/>
+    <w:rsid w:val="002B1838"/>
     <w:rPr>
       <w:b/>
       <w:bCs/>
